--- a/paper/to-submit/revision-round-2/supp-mat-08-14-2026.docx
+++ b/paper/to-submit/revision-round-2/supp-mat-08-14-2026.docx
@@ -63,7 +63,21 @@
           <w:sz w:val="24"/>
           <w:szCs w:val="24"/>
         </w:rPr>
-        <w:t xml:space="preserve"> soybean yields under warming</w:t>
+        <w:t xml:space="preserve"> </w:t>
+      </w:r>
+      <w:r>
+        <w:rPr>
+          <w:sz w:val="24"/>
+          <w:szCs w:val="24"/>
+        </w:rPr>
+        <w:t xml:space="preserve">irrigated </w:t>
+      </w:r>
+      <w:r>
+        <w:rPr>
+          <w:sz w:val="24"/>
+          <w:szCs w:val="24"/>
+        </w:rPr>
+        <w:t>soybean yields under warming</w:t>
       </w:r>
     </w:p>
     <w:p>
@@ -330,7 +344,35 @@
         <w:rPr>
           <w:rFonts w:ascii="Times New Roman" w:hAnsi="Times New Roman" w:cs="Times New Roman"/>
         </w:rPr>
-        <w:t>INRAE, Institut Agro Montpellier, Montpellier, France</w:t>
+        <w:t xml:space="preserve">INRAE, </w:t>
+      </w:r>
+      <w:proofErr w:type="spellStart"/>
+      <w:r>
+        <w:rPr>
+          <w:rFonts w:ascii="Times New Roman" w:hAnsi="Times New Roman" w:cs="Times New Roman"/>
+        </w:rPr>
+        <w:t>Institut</w:t>
+      </w:r>
+      <w:proofErr w:type="spellEnd"/>
+      <w:r>
+        <w:rPr>
+          <w:rFonts w:ascii="Times New Roman" w:hAnsi="Times New Roman" w:cs="Times New Roman"/>
+        </w:rPr>
+        <w:t xml:space="preserve"> </w:t>
+      </w:r>
+      <w:proofErr w:type="spellStart"/>
+      <w:r>
+        <w:rPr>
+          <w:rFonts w:ascii="Times New Roman" w:hAnsi="Times New Roman" w:cs="Times New Roman"/>
+        </w:rPr>
+        <w:t>Agro</w:t>
+      </w:r>
+      <w:proofErr w:type="spellEnd"/>
+      <w:r>
+        <w:rPr>
+          <w:rFonts w:ascii="Times New Roman" w:hAnsi="Times New Roman" w:cs="Times New Roman"/>
+        </w:rPr>
+        <w:t xml:space="preserve"> Montpellier, Montpellier, France</w:t>
       </w:r>
     </w:p>
     <w:p>
@@ -951,84 +993,7 @@
           <w:rFonts w:ascii="Times New Roman" w:hAnsi="Times New Roman" w:cs="Times New Roman"/>
           <w:color w:val="000000"/>
         </w:rPr>
-        <w:t xml:space="preserve">consisting of cultivars with </w:t>
-      </w:r>
-      <w:r>
-        <w:rPr>
-          <w:rFonts w:ascii="Times New Roman" w:hAnsi="Times New Roman" w:cs="Times New Roman"/>
-          <w:color w:val="000000"/>
-        </w:rPr>
-        <w:t>relative MG 4.0 to 4.4</w:t>
-      </w:r>
-      <w:r>
-        <w:rPr>
-          <w:rFonts w:ascii="Times New Roman" w:hAnsi="Times New Roman" w:cs="Times New Roman"/>
-          <w:color w:val="000000"/>
-        </w:rPr>
-        <w:t>,</w:t>
-      </w:r>
-      <w:r>
-        <w:rPr>
-          <w:rFonts w:ascii="Times New Roman" w:hAnsi="Times New Roman" w:cs="Times New Roman"/>
-          <w:color w:val="000000"/>
-        </w:rPr>
-        <w:t xml:space="preserve"> and an early MG 5</w:t>
-      </w:r>
-      <w:r>
-        <w:rPr>
-          <w:rFonts w:ascii="Times New Roman" w:hAnsi="Times New Roman" w:cs="Times New Roman"/>
-          <w:color w:val="000000"/>
-        </w:rPr>
-        <w:t xml:space="preserve">, consisting of </w:t>
-      </w:r>
-      <w:r>
-        <w:rPr>
-          <w:rFonts w:ascii="Times New Roman" w:hAnsi="Times New Roman" w:cs="Times New Roman"/>
-          <w:color w:val="000000"/>
-        </w:rPr>
-        <w:t>cultivar</w:t>
-      </w:r>
-      <w:r>
-        <w:rPr>
-          <w:rFonts w:ascii="Times New Roman" w:hAnsi="Times New Roman" w:cs="Times New Roman"/>
-          <w:color w:val="000000"/>
-        </w:rPr>
-        <w:t xml:space="preserve">s </w:t>
-      </w:r>
-      <w:r>
-        <w:rPr>
-          <w:rFonts w:ascii="Times New Roman" w:hAnsi="Times New Roman" w:cs="Times New Roman"/>
-          <w:color w:val="000000"/>
-        </w:rPr>
-        <w:t xml:space="preserve">with relative MG </w:t>
-      </w:r>
-      <w:r>
-        <w:rPr>
-          <w:rFonts w:ascii="Times New Roman" w:hAnsi="Times New Roman" w:cs="Times New Roman"/>
-          <w:color w:val="000000"/>
-        </w:rPr>
-        <w:t>5</w:t>
-      </w:r>
-      <w:r>
-        <w:rPr>
-          <w:rFonts w:ascii="Times New Roman" w:hAnsi="Times New Roman" w:cs="Times New Roman"/>
-          <w:color w:val="000000"/>
-        </w:rPr>
-        <w:t xml:space="preserve">.0 to </w:t>
-      </w:r>
-      <w:r>
-        <w:rPr>
-          <w:rFonts w:ascii="Times New Roman" w:hAnsi="Times New Roman" w:cs="Times New Roman"/>
-          <w:color w:val="000000"/>
-        </w:rPr>
-        <w:t>5</w:t>
-      </w:r>
-      <w:r>
-        <w:rPr>
-          <w:rFonts w:ascii="Times New Roman" w:hAnsi="Times New Roman" w:cs="Times New Roman"/>
-          <w:color w:val="000000"/>
-        </w:rPr>
-        <w:t>.4</w:t>
+        <w:t>consisting of cultivars with relative MG 4.0 to 4.4, and an early MG 5, consisting of cultivars with relative MG 5.0 to 5.4</w:t>
       </w:r>
       <w:r>
         <w:rPr>
@@ -3182,6 +3147,7 @@
     <w:p>
       <w:pPr>
         <w:spacing w:before="120" w:after="0" w:line="480" w:lineRule="auto"/>
+        <w:jc w:val="center"/>
         <w:rPr>
           <w:rFonts w:ascii="Times New Roman" w:hAnsi="Times New Roman" w:cs="Times New Roman"/>
           <w:b/>
@@ -3190,17 +3156,14 @@
       </w:pPr>
       <w:r>
         <w:rPr>
-          <w:rFonts w:ascii="Times New Roman" w:hAnsi="Times New Roman" w:cs="Times New Roman"/>
-          <w:b/>
-          <w:bCs/>
           <w:noProof/>
         </w:rPr>
         <w:lastRenderedPageBreak/>
         <w:drawing>
-          <wp:inline distT="0" distB="0" distL="0" distR="0" wp14:anchorId="02A73055" wp14:editId="0067A5E0">
-            <wp:extent cx="5943600" cy="6315710"/>
-            <wp:effectExtent l="0" t="0" r="0" b="8890"/>
-            <wp:docPr id="1938034514" name="Picture 2"/>
+          <wp:inline distT="0" distB="0" distL="0" distR="0" wp14:anchorId="7EC0FB0F" wp14:editId="14C3787A">
+            <wp:extent cx="3946101" cy="6618541"/>
+            <wp:effectExtent l="0" t="0" r="0" b="0"/>
+            <wp:docPr id="72216816" name="Picture 1"/>
             <wp:cNvGraphicFramePr>
               <a:graphicFrameLocks xmlns:a="http://schemas.openxmlformats.org/drawingml/2006/main" noChangeAspect="1"/>
             </wp:cNvGraphicFramePr>
@@ -3208,7 +3171,7 @@
               <a:graphicData uri="http://schemas.openxmlformats.org/drawingml/2006/picture">
                 <pic:pic xmlns:pic="http://schemas.openxmlformats.org/drawingml/2006/picture">
                   <pic:nvPicPr>
-                    <pic:cNvPr id="0" name="Picture 6"/>
+                    <pic:cNvPr id="0" name="Picture 1"/>
                     <pic:cNvPicPr>
                       <a:picLocks noChangeAspect="1" noChangeArrowheads="1"/>
                     </pic:cNvPicPr>
@@ -3229,7 +3192,7 @@
                   <pic:spPr bwMode="auto">
                     <a:xfrm>
                       <a:off x="0" y="0"/>
-                      <a:ext cx="5943600" cy="6315710"/>
+                      <a:ext cx="3949658" cy="6624507"/>
                     </a:xfrm>
                     <a:prstGeom prst="rect">
                       <a:avLst/>
@@ -3279,14 +3242,6 @@
         </w:rPr>
         <w:t xml:space="preserve">: (A) emergence to first flower (VE-R1), (B) first flower to beginning seed (R1-R5), (C)  beginning seed to physiological maturity (R5-R7), and (D) emergence to physiological maturity (VE-R7) across 4,651 soybean fields in the US Mid-South. Values per pixel are averages across 40 weather years. LM &amp; ES represent the combined effect of a late-maturing variety and early sowing. All adaptive scenarios were simulated under +2°C. </w:t>
       </w:r>
-    </w:p>
-    <w:p>
-      <w:pPr>
-        <w:spacing w:line="240" w:lineRule="auto"/>
-        <w:rPr>
-          <w:rFonts w:ascii="Times New Roman" w:hAnsi="Times New Roman" w:cs="Times New Roman"/>
-        </w:rPr>
-      </w:pPr>
       <w:r>
         <w:rPr>
           <w:rFonts w:ascii="Times New Roman" w:hAnsi="Times New Roman" w:cs="Times New Roman"/>
@@ -3412,7 +3367,23 @@
               <w:rFonts w:ascii="Times New Roman" w:eastAsia="Times New Roman" w:hAnsi="Times New Roman" w:cs="Times New Roman"/>
               <w:color w:val="000000"/>
             </w:rPr>
-            <w:t>Nelder, J.A., Mead, R., 1965. A Simplex Method for Function Minimization. Comput. J. 8, 308–313. https://doi.org/10.1093/comjnl/8.1.27</w:t>
+            <w:t xml:space="preserve">Nelder, J.A., Mead, R., 1965. A Simplex Method for Function Minimization. </w:t>
+          </w:r>
+          <w:proofErr w:type="spellStart"/>
+          <w:r>
+            <w:rPr>
+              <w:rFonts w:ascii="Times New Roman" w:eastAsia="Times New Roman" w:hAnsi="Times New Roman" w:cs="Times New Roman"/>
+              <w:color w:val="000000"/>
+            </w:rPr>
+            <w:t>Comput</w:t>
+          </w:r>
+          <w:proofErr w:type="spellEnd"/>
+          <w:r>
+            <w:rPr>
+              <w:rFonts w:ascii="Times New Roman" w:eastAsia="Times New Roman" w:hAnsi="Times New Roman" w:cs="Times New Roman"/>
+              <w:color w:val="000000"/>
+            </w:rPr>
+            <w:t>. J. 8, 308–313. https://doi.org/10.1093/comjnl/8.1.27</w:t>
           </w:r>
         </w:p>
         <w:p>
@@ -3452,7 +3423,39 @@
               <w:rFonts w:ascii="Times New Roman" w:eastAsia="Times New Roman" w:hAnsi="Times New Roman" w:cs="Times New Roman"/>
               <w:color w:val="000000"/>
             </w:rPr>
-            <w:t>Wallach, D., Goffinet, B., Bergez, J.E., Debaeke, P., Leenhardt, D., Aubertot, J.N., 2001. Parameter estimation for crop models: A new approach and application to a corn model. Agron. J. 93, 757–766. https://doi.org/10.2134/agronj2001.934757x</w:t>
+            <w:t xml:space="preserve">Wallach, D., Goffinet, B., Bergez, J.E., </w:t>
+          </w:r>
+          <w:proofErr w:type="spellStart"/>
+          <w:r>
+            <w:rPr>
+              <w:rFonts w:ascii="Times New Roman" w:eastAsia="Times New Roman" w:hAnsi="Times New Roman" w:cs="Times New Roman"/>
+              <w:color w:val="000000"/>
+            </w:rPr>
+            <w:t>Debaeke</w:t>
+          </w:r>
+          <w:proofErr w:type="spellEnd"/>
+          <w:r>
+            <w:rPr>
+              <w:rFonts w:ascii="Times New Roman" w:eastAsia="Times New Roman" w:hAnsi="Times New Roman" w:cs="Times New Roman"/>
+              <w:color w:val="000000"/>
+            </w:rPr>
+            <w:t xml:space="preserve">, P., Leenhardt, D., </w:t>
+          </w:r>
+          <w:proofErr w:type="spellStart"/>
+          <w:r>
+            <w:rPr>
+              <w:rFonts w:ascii="Times New Roman" w:eastAsia="Times New Roman" w:hAnsi="Times New Roman" w:cs="Times New Roman"/>
+              <w:color w:val="000000"/>
+            </w:rPr>
+            <w:t>Aubertot</w:t>
+          </w:r>
+          <w:proofErr w:type="spellEnd"/>
+          <w:r>
+            <w:rPr>
+              <w:rFonts w:ascii="Times New Roman" w:eastAsia="Times New Roman" w:hAnsi="Times New Roman" w:cs="Times New Roman"/>
+              <w:color w:val="000000"/>
+            </w:rPr>
+            <w:t>, J.N., 2001. Parameter estimation for crop models: A new approach and application to a corn model. Agron. J. 93, 757–766. https://doi.org/10.2134/agronj2001.934757x</w:t>
           </w:r>
         </w:p>
         <w:p>
@@ -4921,6 +4924,7 @@
     <w:rsid w:val="00242469"/>
     <w:rsid w:val="00260104"/>
     <w:rsid w:val="002B76B2"/>
+    <w:rsid w:val="002D5D45"/>
     <w:rsid w:val="00311B29"/>
     <w:rsid w:val="003D77F5"/>
     <w:rsid w:val="00412D3F"/>
@@ -4946,6 +4950,7 @@
     <w:rsid w:val="00917D7F"/>
     <w:rsid w:val="009709BD"/>
     <w:rsid w:val="009868F3"/>
+    <w:rsid w:val="0099477C"/>
     <w:rsid w:val="009C5397"/>
     <w:rsid w:val="00A45193"/>
     <w:rsid w:val="00A562C8"/>
